--- a/xTraFiles/JohnMcCartanResumeMarch272026.docx
+++ b/xTraFiles/JohnMcCartanResumeMarch272026.docx
@@ -80,6 +80,16 @@
         </w:rPr>
         <w:t xml:space="preserve"> </w:t>
       </w:r>
+      <w:r>
+        <w:rPr>
+          <w:rFonts w:ascii="Cambria" w:hAnsi="Cambria"/>
+          <w:b w:val="0"/>
+          <w:spacing w:val="-2"/>
+          <w:sz w:val="22"/>
+          <w:szCs w:val="22"/>
+        </w:rPr>
+        <w:t>/ www.johnmccartan.com</w:t>
+      </w:r>
     </w:p>
     <w:p>
       <w:pPr>
@@ -129,95 +139,23 @@
           <w:sz w:val="22"/>
           <w:szCs w:val="22"/>
         </w:rPr>
-        <w:t xml:space="preserve">John McCartan possesses a distinctive combination of technology skills and business acumen.  John is a highly dedicated and energized professional with expertise in defining and executing strategy, new market development, and driving growth.  </w:t>
-      </w:r>
-      <w:r>
-        <w:rPr>
-          <w:rFonts w:ascii="Cambria" w:hAnsi="Cambria"/>
-          <w:sz w:val="22"/>
-          <w:szCs w:val="22"/>
-        </w:rPr>
-        <w:t xml:space="preserve">John has delivered results as exemplified by building businesses </w:t>
-      </w:r>
-      <w:r>
-        <w:rPr>
-          <w:rFonts w:ascii="Cambria" w:hAnsi="Cambria"/>
-          <w:sz w:val="22"/>
-          <w:szCs w:val="22"/>
-        </w:rPr>
-        <w:t xml:space="preserve">in start-up and turn-around situations. </w:t>
-      </w:r>
-      <w:r>
-        <w:rPr>
-          <w:rFonts w:ascii="Cambria" w:hAnsi="Cambria"/>
-          <w:sz w:val="22"/>
-          <w:szCs w:val="22"/>
-        </w:rPr>
-        <w:t xml:space="preserve">  </w:t>
-      </w:r>
-      <w:r>
-        <w:rPr>
-          <w:rFonts w:ascii="Cambria" w:hAnsi="Cambria"/>
-          <w:sz w:val="22"/>
-          <w:szCs w:val="22"/>
-        </w:rPr>
-        <w:t xml:space="preserve">Adding to his unique skill set, John </w:t>
-      </w:r>
-      <w:r>
-        <w:rPr>
-          <w:rFonts w:ascii="Cambria" w:hAnsi="Cambria"/>
-          <w:sz w:val="22"/>
-          <w:szCs w:val="22"/>
-        </w:rPr>
-        <w:t>can</w:t>
-      </w:r>
-      <w:r>
-        <w:rPr>
-          <w:rFonts w:ascii="Cambria" w:hAnsi="Cambria"/>
-          <w:sz w:val="22"/>
-          <w:szCs w:val="22"/>
-        </w:rPr>
-        <w:t xml:space="preserve"> dive deep into technology</w:t>
-      </w:r>
-      <w:r>
-        <w:rPr>
-          <w:rFonts w:ascii="Cambria" w:hAnsi="Cambria"/>
-          <w:sz w:val="22"/>
-          <w:szCs w:val="22"/>
-        </w:rPr>
-        <w:t xml:space="preserve"> while</w:t>
-      </w:r>
-      <w:r>
-        <w:rPr>
-          <w:rFonts w:ascii="Cambria" w:hAnsi="Cambria"/>
-          <w:sz w:val="22"/>
-          <w:szCs w:val="22"/>
-        </w:rPr>
-        <w:t xml:space="preserve"> framing the technical details with the overall business objective.  </w:t>
-      </w:r>
-      <w:r>
-        <w:rPr>
-          <w:rFonts w:ascii="Cambria" w:hAnsi="Cambria"/>
-          <w:sz w:val="22"/>
-          <w:szCs w:val="22"/>
-        </w:rPr>
-        <w:t>John is a</w:t>
-      </w:r>
-      <w:r>
-        <w:rPr>
-          <w:rFonts w:ascii="Cambria" w:hAnsi="Cambria"/>
-          <w:sz w:val="22"/>
-          <w:szCs w:val="22"/>
-        </w:rPr>
-        <w:t xml:space="preserve">n executive leader seasoned through periods of rapid growth and turbulent economic times.  </w:t>
-      </w:r>
-      <w:r>
-        <w:rPr>
-          <w:rFonts w:ascii="Cambria" w:hAnsi="Cambria"/>
-          <w:sz w:val="22"/>
-          <w:szCs w:val="22"/>
-        </w:rPr>
-        <w:t>He has built and led numerous high performing delivery teams</w:t>
+        <w:t>Executive leader with a strong blend of</w:t>
+      </w:r>
+      <w:r>
+        <w:rPr>
+          <w:rFonts w:ascii="Cambria" w:hAnsi="Cambria"/>
+          <w:sz w:val="22"/>
+          <w:szCs w:val="22"/>
+        </w:rPr>
+        <w:t xml:space="preserve"> business acumen and </w:t>
+      </w:r>
+      <w:r>
+        <w:rPr>
+          <w:rFonts w:ascii="Cambria" w:hAnsi="Cambria"/>
+          <w:sz w:val="22"/>
+          <w:szCs w:val="22"/>
+        </w:rPr>
+        <w:t>technology expertise</w:t>
       </w:r>
       <w:r>
         <w:rPr>
@@ -233,7 +171,15 @@
           <w:sz w:val="22"/>
           <w:szCs w:val="22"/>
         </w:rPr>
-        <w:t xml:space="preserve">  </w:t>
+        <w:t xml:space="preserve"> Proven success in strategy development, new market expansion, and growth acceleration across startup and turnaround environments. Brings the ability to engage deeply in technical detail while connecting decisions to broader business objectives. Seasoned in leading through rapid growth, change, and challenging economic conditions.</w:t>
+      </w:r>
+      <w:r>
+        <w:rPr>
+          <w:rFonts w:ascii="Cambria" w:hAnsi="Cambria"/>
+          <w:sz w:val="22"/>
+          <w:szCs w:val="22"/>
+        </w:rPr>
+        <w:t xml:space="preserve"> </w:t>
       </w:r>
       <w:r>
         <w:rPr>
@@ -834,7 +780,7 @@
           <w:sz w:val="22"/>
           <w:szCs w:val="22"/>
         </w:rPr>
-        <w:t>Vice-President Iowa and Nebraska</w:t>
+        <w:t xml:space="preserve">Vice-President </w:t>
       </w:r>
     </w:p>
     <w:p>
@@ -1041,7 +987,39 @@
           <w:sz w:val="22"/>
           <w:szCs w:val="22"/>
         </w:rPr>
-        <w:t>Client portfolio direction and management, leading 5 direct business developers.</w:t>
+        <w:t xml:space="preserve">Client portfolio direction and management, </w:t>
+      </w:r>
+      <w:r>
+        <w:rPr>
+          <w:rFonts w:ascii="Cambria" w:hAnsi="Cambria"/>
+          <w:sz w:val="22"/>
+          <w:szCs w:val="22"/>
+        </w:rPr>
+        <w:t>lead</w:t>
+      </w:r>
+      <w:r>
+        <w:rPr>
+          <w:rFonts w:ascii="Cambria" w:hAnsi="Cambria"/>
+          <w:sz w:val="22"/>
+          <w:szCs w:val="22"/>
+        </w:rPr>
+        <w:t xml:space="preserve"> </w:t>
+      </w:r>
+      <w:r>
+        <w:rPr>
+          <w:rFonts w:ascii="Cambria" w:hAnsi="Cambria"/>
+          <w:sz w:val="22"/>
+          <w:szCs w:val="22"/>
+        </w:rPr>
+        <w:t xml:space="preserve">team of </w:t>
+      </w:r>
+      <w:r>
+        <w:rPr>
+          <w:rFonts w:ascii="Cambria" w:hAnsi="Cambria"/>
+          <w:sz w:val="22"/>
+          <w:szCs w:val="22"/>
+        </w:rPr>
+        <w:t>5 business developers.</w:t>
       </w:r>
     </w:p>
     <w:p>
@@ -1365,45 +1343,45 @@
           <w:sz w:val="22"/>
           <w:szCs w:val="22"/>
         </w:rPr>
+        <w:t>Active participation in leadership of Professional Services at LightEdge.</w:t>
+      </w:r>
+    </w:p>
+    <w:p>
+      <w:pPr>
+        <w:tabs>
+          <w:tab w:val="left" w:pos="5241"/>
+        </w:tabs>
+        <w:rPr>
+          <w:rFonts w:ascii="Cambria" w:hAnsi="Cambria"/>
+          <w:b/>
+          <w:smallCaps/>
+          <w:sz w:val="22"/>
+          <w:szCs w:val="22"/>
+        </w:rPr>
+      </w:pPr>
+    </w:p>
+    <w:p>
+      <w:pPr>
+        <w:tabs>
+          <w:tab w:val="left" w:pos="5241"/>
+        </w:tabs>
+        <w:rPr>
+          <w:rFonts w:ascii="Cambria" w:hAnsi="Cambria"/>
+          <w:b/>
+          <w:smallCaps/>
+          <w:sz w:val="22"/>
+          <w:szCs w:val="22"/>
+        </w:rPr>
+      </w:pPr>
+      <w:r>
+        <w:rPr>
+          <w:rFonts w:ascii="Cambria" w:hAnsi="Cambria"/>
+          <w:b/>
+          <w:smallCaps/>
+          <w:sz w:val="22"/>
+          <w:szCs w:val="22"/>
+        </w:rPr>
         <w:lastRenderedPageBreak/>
-        <w:t>Active participation in leadership of Professional Services at LightEdge.</w:t>
-      </w:r>
-    </w:p>
-    <w:p>
-      <w:pPr>
-        <w:tabs>
-          <w:tab w:val="left" w:pos="5241"/>
-        </w:tabs>
-        <w:rPr>
-          <w:rFonts w:ascii="Cambria" w:hAnsi="Cambria"/>
-          <w:b/>
-          <w:smallCaps/>
-          <w:sz w:val="22"/>
-          <w:szCs w:val="22"/>
-        </w:rPr>
-      </w:pPr>
-    </w:p>
-    <w:p>
-      <w:pPr>
-        <w:tabs>
-          <w:tab w:val="left" w:pos="5241"/>
-        </w:tabs>
-        <w:rPr>
-          <w:rFonts w:ascii="Cambria" w:hAnsi="Cambria"/>
-          <w:b/>
-          <w:smallCaps/>
-          <w:sz w:val="22"/>
-          <w:szCs w:val="22"/>
-        </w:rPr>
-      </w:pPr>
-      <w:r>
-        <w:rPr>
-          <w:rFonts w:ascii="Cambria" w:hAnsi="Cambria"/>
-          <w:b/>
-          <w:smallCaps/>
-          <w:sz w:val="22"/>
-          <w:szCs w:val="22"/>
-        </w:rPr>
         <w:t>Health Outcomes Sciences – Overland Park, KS</w:t>
       </w:r>
       <w:r>
@@ -2629,43 +2607,43 @@
           <w:sz w:val="22"/>
           <w:szCs w:val="22"/>
         </w:rPr>
+        <w:t>Director, Professional Services</w:t>
+      </w:r>
+    </w:p>
+    <w:p>
+      <w:pPr>
+        <w:rPr>
+          <w:rFonts w:ascii="Cambria" w:hAnsi="Cambria"/>
+          <w:b/>
+          <w:sz w:val="22"/>
+          <w:szCs w:val="22"/>
+        </w:rPr>
+      </w:pPr>
+      <w:r>
+        <w:rPr>
+          <w:rFonts w:ascii="Cambria" w:hAnsi="Cambria"/>
+          <w:b/>
+          <w:sz w:val="22"/>
+          <w:szCs w:val="22"/>
+        </w:rPr>
+        <w:t>2007 – 2008</w:t>
+      </w:r>
+    </w:p>
+    <w:p>
+      <w:pPr>
+        <w:rPr>
+          <w:rFonts w:ascii="Cambria" w:hAnsi="Cambria"/>
+          <w:sz w:val="22"/>
+          <w:szCs w:val="22"/>
+        </w:rPr>
+      </w:pPr>
+      <w:r>
+        <w:rPr>
+          <w:rFonts w:ascii="Cambria" w:hAnsi="Cambria"/>
+          <w:sz w:val="22"/>
+          <w:szCs w:val="22"/>
+        </w:rPr>
         <w:lastRenderedPageBreak/>
-        <w:t>Director, Professional Services</w:t>
-      </w:r>
-    </w:p>
-    <w:p>
-      <w:pPr>
-        <w:rPr>
-          <w:rFonts w:ascii="Cambria" w:hAnsi="Cambria"/>
-          <w:b/>
-          <w:sz w:val="22"/>
-          <w:szCs w:val="22"/>
-        </w:rPr>
-      </w:pPr>
-      <w:r>
-        <w:rPr>
-          <w:rFonts w:ascii="Cambria" w:hAnsi="Cambria"/>
-          <w:b/>
-          <w:sz w:val="22"/>
-          <w:szCs w:val="22"/>
-        </w:rPr>
-        <w:t>2007 – 2008</w:t>
-      </w:r>
-    </w:p>
-    <w:p>
-      <w:pPr>
-        <w:rPr>
-          <w:rFonts w:ascii="Cambria" w:hAnsi="Cambria"/>
-          <w:sz w:val="22"/>
-          <w:szCs w:val="22"/>
-        </w:rPr>
-      </w:pPr>
-      <w:r>
-        <w:rPr>
-          <w:rFonts w:ascii="Cambria" w:hAnsi="Cambria"/>
-          <w:sz w:val="22"/>
-          <w:szCs w:val="22"/>
-        </w:rPr>
         <w:t xml:space="preserve">Responsible for growing professional services to augment Hershey’s Singularity software product revenue. </w:t>
       </w:r>
       <w:r>
@@ -4606,7 +4584,6 @@
           <w:sz w:val="22"/>
           <w:szCs w:val="22"/>
         </w:rPr>
-        <w:lastRenderedPageBreak/>
         <w:t>Re-designed</w:t>
       </w:r>
       <w:r>
@@ -4744,6 +4721,7 @@
           <w:sz w:val="22"/>
           <w:szCs w:val="22"/>
         </w:rPr>
+        <w:lastRenderedPageBreak/>
         <w:t>Vice President – Business Development</w:t>
       </w:r>
       <w:r>
@@ -6643,7 +6621,6 @@
           <w:sz w:val="22"/>
           <w:szCs w:val="22"/>
         </w:rPr>
-        <w:lastRenderedPageBreak/>
         <w:t>Provide</w:t>
       </w:r>
       <w:r>
@@ -6721,6 +6698,7 @@
           <w:sz w:val="22"/>
           <w:szCs w:val="22"/>
         </w:rPr>
+        <w:lastRenderedPageBreak/>
         <w:t xml:space="preserve">Authored a technology course on Active Server Pages with a team of two other consultants.  This course was developed before </w:t>
       </w:r>
       <w:r>
@@ -8242,14 +8220,11 @@
     </w:p>
     <w:p>
       <w:pPr>
-        <w:pStyle w:val="Heading6"/>
-        <w:numPr>
-          <w:ilvl w:val="12"/>
-          <w:numId w:val="0"/>
-        </w:numPr>
+        <w:shd w:val="clear" w:color="auto" w:fill="000000" w:themeFill="text1"/>
         <w:jc w:val="center"/>
         <w:rPr>
           <w:rFonts w:ascii="Cambria" w:hAnsi="Cambria"/>
+          <w:b/>
           <w:smallCaps/>
           <w:sz w:val="22"/>
           <w:szCs w:val="22"/>
@@ -8273,6 +8248,7 @@
       <w:r>
         <w:rPr>
           <w:rFonts w:ascii="Cambria" w:hAnsi="Cambria"/>
+          <w:b/>
           <w:smallCaps/>
           <w:sz w:val="22"/>
           <w:szCs w:val="22"/>
@@ -8307,7 +8283,7 @@
           <w:sz w:val="22"/>
           <w:szCs w:val="22"/>
         </w:rPr>
-        <w:t xml:space="preserve">Twenty </w:t>
+        <w:t>Thirty</w:t>
       </w:r>
       <w:r>
         <w:rPr>
@@ -8316,7 +8292,7 @@
           <w:sz w:val="22"/>
           <w:szCs w:val="22"/>
         </w:rPr>
-        <w:t xml:space="preserve">years of analyzing, defining and developing software; </w:t>
+        <w:t xml:space="preserve"> plus</w:t>
       </w:r>
       <w:r>
         <w:rPr>
@@ -8325,7 +8301,34 @@
           <w:sz w:val="22"/>
           <w:szCs w:val="22"/>
         </w:rPr>
-        <w:t xml:space="preserve">leading teams, and </w:t>
+        <w:t xml:space="preserve"> </w:t>
+      </w:r>
+      <w:r>
+        <w:rPr>
+          <w:rFonts w:ascii="Cambria" w:hAnsi="Cambria"/>
+          <w:spacing w:val="0"/>
+          <w:sz w:val="22"/>
+          <w:szCs w:val="22"/>
+        </w:rPr>
+        <w:t xml:space="preserve">years of </w:t>
+      </w:r>
+      <w:r>
+        <w:rPr>
+          <w:rFonts w:ascii="Cambria" w:hAnsi="Cambria"/>
+          <w:spacing w:val="0"/>
+          <w:sz w:val="22"/>
+          <w:szCs w:val="22"/>
+        </w:rPr>
+        <w:t xml:space="preserve">leading teams </w:t>
+      </w:r>
+      <w:r>
+        <w:rPr>
+          <w:rFonts w:ascii="Cambria" w:hAnsi="Cambria"/>
+          <w:spacing w:val="0"/>
+          <w:sz w:val="22"/>
+          <w:szCs w:val="22"/>
+        </w:rPr>
+        <w:t xml:space="preserve">and </w:t>
       </w:r>
       <w:r>
         <w:rPr>
@@ -8439,7 +8442,7 @@
           <w:sz w:val="22"/>
           <w:szCs w:val="22"/>
         </w:rPr>
-        <w:t xml:space="preserve">everaged experience as a software engineer and applied technology to </w:t>
+        <w:t>everaged experience as a software engineer and applied technology</w:t>
       </w:r>
       <w:r>
         <w:rPr>
@@ -8448,7 +8451,7 @@
           <w:sz w:val="22"/>
           <w:szCs w:val="22"/>
         </w:rPr>
-        <w:t xml:space="preserve">solve </w:t>
+        <w:t xml:space="preserve"> with an MBA</w:t>
       </w:r>
       <w:r>
         <w:rPr>
@@ -8457,7 +8460,7 @@
           <w:sz w:val="22"/>
           <w:szCs w:val="22"/>
         </w:rPr>
-        <w:t xml:space="preserve">business </w:t>
+        <w:t xml:space="preserve"> to </w:t>
       </w:r>
       <w:r>
         <w:rPr>
@@ -8466,16 +8469,7 @@
           <w:sz w:val="22"/>
           <w:szCs w:val="22"/>
         </w:rPr>
-        <w:t>challenges</w:t>
-      </w:r>
-      <w:r>
-        <w:rPr>
-          <w:rFonts w:ascii="Cambria" w:hAnsi="Cambria"/>
-          <w:spacing w:val="0"/>
-          <w:sz w:val="22"/>
-          <w:szCs w:val="22"/>
-        </w:rPr>
-        <w:t>.</w:t>
+        <w:t>deliver business value.</w:t>
       </w:r>
     </w:p>
     <w:p>
@@ -8580,7 +8574,33 @@
           <w:sz w:val="22"/>
           <w:szCs w:val="22"/>
         </w:rPr>
-        <w:t>Delivered Tablet PC Launch presentations jointly with Microsoft at 6 launch events in the Central U.S.</w:t>
+        <w:t>Delivered Tablet PC Launch presentations jointly with Microsoft</w:t>
+      </w:r>
+      <w:r>
+        <w:rPr>
+          <w:rFonts w:ascii="Cambria" w:hAnsi="Cambria"/>
+          <w:sz w:val="22"/>
+          <w:szCs w:val="22"/>
+        </w:rPr>
+        <w:t xml:space="preserve"> C-Level </w:t>
+      </w:r>
+      <w:proofErr w:type="spellStart"/>
+      <w:r>
+        <w:rPr>
+          <w:rFonts w:ascii="Cambria" w:hAnsi="Cambria"/>
+          <w:sz w:val="22"/>
+          <w:szCs w:val="22"/>
+        </w:rPr>
+        <w:t>Exectutives</w:t>
+      </w:r>
+      <w:proofErr w:type="spellEnd"/>
+      <w:r>
+        <w:rPr>
+          <w:rFonts w:ascii="Cambria" w:hAnsi="Cambria"/>
+          <w:sz w:val="22"/>
+          <w:szCs w:val="22"/>
+        </w:rPr>
+        <w:t xml:space="preserve"> at 6 launch events in the Central U.S.</w:t>
       </w:r>
     </w:p>
     <w:p>
@@ -10998,7 +11018,7 @@
       <w:lvlText w:val=""/>
       <w:lvlJc w:val="left"/>
       <w:pPr>
-        <w:ind w:left="720" w:hanging="360"/>
+        <w:ind w:left="1440" w:hanging="360"/>
       </w:pPr>
       <w:rPr>
         <w:rFonts w:ascii="Symbol" w:hAnsi="Symbol" w:hint="default"/>
@@ -11011,7 +11031,7 @@
       <w:lvlText w:val="o"/>
       <w:lvlJc w:val="left"/>
       <w:pPr>
-        <w:ind w:left="1440" w:hanging="360"/>
+        <w:ind w:left="2160" w:hanging="360"/>
       </w:pPr>
       <w:rPr>
         <w:rFonts w:ascii="Courier New" w:hAnsi="Courier New" w:cs="Courier New" w:hint="default"/>
@@ -11023,7 +11043,7 @@
       <w:lvlText w:val=""/>
       <w:lvlJc w:val="left"/>
       <w:pPr>
-        <w:ind w:left="2160" w:hanging="360"/>
+        <w:ind w:left="2880" w:hanging="360"/>
       </w:pPr>
       <w:rPr>
         <w:rFonts w:ascii="Wingdings" w:hAnsi="Wingdings" w:hint="default"/>
@@ -11035,7 +11055,7 @@
       <w:lvlText w:val=""/>
       <w:lvlJc w:val="left"/>
       <w:pPr>
-        <w:ind w:left="2880" w:hanging="360"/>
+        <w:ind w:left="3600" w:hanging="360"/>
       </w:pPr>
       <w:rPr>
         <w:rFonts w:ascii="Symbol" w:hAnsi="Symbol" w:hint="default"/>
@@ -11047,7 +11067,7 @@
       <w:lvlText w:val="o"/>
       <w:lvlJc w:val="left"/>
       <w:pPr>
-        <w:ind w:left="3600" w:hanging="360"/>
+        <w:ind w:left="4320" w:hanging="360"/>
       </w:pPr>
       <w:rPr>
         <w:rFonts w:ascii="Courier New" w:hAnsi="Courier New" w:cs="Courier New" w:hint="default"/>
@@ -11059,7 +11079,7 @@
       <w:lvlText w:val=""/>
       <w:lvlJc w:val="left"/>
       <w:pPr>
-        <w:ind w:left="4320" w:hanging="360"/>
+        <w:ind w:left="5040" w:hanging="360"/>
       </w:pPr>
       <w:rPr>
         <w:rFonts w:ascii="Wingdings" w:hAnsi="Wingdings" w:hint="default"/>
@@ -11071,7 +11091,7 @@
       <w:lvlText w:val=""/>
       <w:lvlJc w:val="left"/>
       <w:pPr>
-        <w:ind w:left="5040" w:hanging="360"/>
+        <w:ind w:left="5760" w:hanging="360"/>
       </w:pPr>
       <w:rPr>
         <w:rFonts w:ascii="Symbol" w:hAnsi="Symbol" w:hint="default"/>
@@ -11083,7 +11103,7 @@
       <w:lvlText w:val="o"/>
       <w:lvlJc w:val="left"/>
       <w:pPr>
-        <w:ind w:left="5760" w:hanging="360"/>
+        <w:ind w:left="6480" w:hanging="360"/>
       </w:pPr>
       <w:rPr>
         <w:rFonts w:ascii="Courier New" w:hAnsi="Courier New" w:cs="Courier New" w:hint="default"/>
@@ -11095,7 +11115,7 @@
       <w:lvlText w:val=""/>
       <w:lvlJc w:val="left"/>
       <w:pPr>
-        <w:ind w:left="6480" w:hanging="360"/>
+        <w:ind w:left="7200" w:hanging="360"/>
       </w:pPr>
       <w:rPr>
         <w:rFonts w:ascii="Wingdings" w:hAnsi="Wingdings" w:hint="default"/>
@@ -14448,10 +14468,6 @@
 </file>
 
 <file path=customXml/item1.xml><?xml version="1.0" encoding="utf-8"?>
-<b:Sources xmlns:b="http://schemas.openxmlformats.org/officeDocument/2006/bibliography" xmlns="http://schemas.openxmlformats.org/officeDocument/2006/bibliography" SelectedStyle="\APA.XSL" StyleName="APA"/>
-</file>
-
-<file path=customXml/item2.xml><?xml version="1.0" encoding="utf-8"?>
 <outs:outSpaceData xmlns:outs="http://schemas.microsoft.com/office/2009/outspace/metadata">
   <outs:relatedDates>
     <outs:relatedDate>
@@ -14595,18 +14611,22 @@
 </outs:outSpaceData>
 </file>
 
+<file path=customXml/item2.xml><?xml version="1.0" encoding="utf-8"?>
+<b:Sources xmlns:b="http://schemas.openxmlformats.org/officeDocument/2006/bibliography" xmlns="http://schemas.openxmlformats.org/officeDocument/2006/bibliography" SelectedStyle="\APA.XSL" StyleName="APA"/>
+</file>
+
 <file path=customXml/itemProps1.xml><?xml version="1.0" encoding="utf-8"?>
-<ds:datastoreItem xmlns:ds="http://schemas.openxmlformats.org/officeDocument/2006/customXml" ds:itemID="{81F044F1-306A-4636-898D-24ADC09AF6B7}">
+<ds:datastoreItem xmlns:ds="http://schemas.openxmlformats.org/officeDocument/2006/customXml" ds:itemID="{35356A05-8E55-4D3A-BA12-9BFC2F02A682}">
   <ds:schemaRefs>
-    <ds:schemaRef ds:uri="http://schemas.openxmlformats.org/officeDocument/2006/bibliography"/>
+    <ds:schemaRef ds:uri="http://schemas.microsoft.com/office/2009/outspace/metadata"/>
   </ds:schemaRefs>
 </ds:datastoreItem>
 </file>
 
 <file path=customXml/itemProps2.xml><?xml version="1.0" encoding="utf-8"?>
-<ds:datastoreItem xmlns:ds="http://schemas.openxmlformats.org/officeDocument/2006/customXml" ds:itemID="{35356A05-8E55-4D3A-BA12-9BFC2F02A682}">
+<ds:datastoreItem xmlns:ds="http://schemas.openxmlformats.org/officeDocument/2006/customXml" ds:itemID="{81F044F1-306A-4636-898D-24ADC09AF6B7}">
   <ds:schemaRefs>
-    <ds:schemaRef ds:uri="http://schemas.microsoft.com/office/2009/outspace/metadata"/>
+    <ds:schemaRef ds:uri="http://schemas.openxmlformats.org/officeDocument/2006/bibliography"/>
   </ds:schemaRefs>
 </ds:datastoreItem>
 </file>
